--- a/paper/CPE_Portfolio_Tilt_OOS_2025.docx
+++ b/paper/CPE_Portfolio_Tilt_OOS_2025.docx
@@ -11661,7 +11661,473 @@
           <w:sz w:val="20"/>
           <w:szCs w:val="20"/>
         </w:rPr>
-        <w:t xml:space="preserve">This manuscript characterises a research prototype's historical out-of-sample performance over a single evaluation year and is not investment advice. Nothing in it constitutes a recommendation to transact in any instrument. Past performance carries no guarantee of future results, and the omission of transaction costs and capital constraints beyond a single notional book means the reported figures should not be read as deployable net returns.</w:t>
+        <w:t xml:space="preserve">This manuscript characterises a research prototype’s historical out-of-sample performance over a single evaluation year and is not investment advice. Nothing in it constitutes a recommendation to transact in any instrument. Past performance carries no guarantee of future results, and the omission of transaction costs and capital constraints beyond a single notional book means the reported figures should not be read as deployable net returns.</w:t>
+      </w:r>
+    </w:p>
+    <w:p>
+      <w:pPr>
+        <w:pStyle w:val="Heading1"/>
+        <w:spacing w:after="200" w:before="360"/>
+      </w:pPr>
+      <w:r>
+        <w:rPr>
+          <w:rFonts w:ascii="Arial" w:cs="Arial" w:eastAsia="Arial" w:hAnsi="Arial"/>
+          <w:b/>
+          <w:bCs/>
+          <w:sz w:val="30"/>
+          <w:szCs w:val="30"/>
+        </w:rPr>
+        <w:t xml:space="preserve">17. Addendum: Economic Prior, Pipeline Fixes, and Episode-Conviction Sizing</w:t>
+      </w:r>
+    </w:p>
+    <w:p>
+      <w:pPr>
+        <w:spacing w:after="160" w:before="0"/>
+        <w:jc w:val="both"/>
+      </w:pPr>
+      <w:r>
+        <w:rPr>
+          <w:rFonts w:ascii="Arial" w:cs="Arial" w:eastAsia="Arial" w:hAnsi="Arial"/>
+          <w:b w:val="false"/>
+          <w:bCs w:val="false"/>
+          <w:i w:val="false"/>
+          <w:iCs w:val="false"/>
+          <w:sz w:val="22"/>
+          <w:szCs w:val="22"/>
+        </w:rPr>
+        <w:t xml:space="preserve">Section 16’s conclusion identified the missing ingredient precisely: no purely statistical correction — raw CPE, shrinkage, sample-size filtering, or episode-independence filtering — can substitute for a pre-specified economic prior over which predictor-target relationships are admissible in the first place, because all four corrections are computed from price data alone and cannot distinguish a spurious relationship that happens to recur (silver predicting dogecoin, five genuine episodes, no plausible mechanism) from a genuine one that recurs (volatility predicting equities, the one channel that survived every test in the full three-paper series). This addendum reports the follow-up investigation that built that economic prior, found and fixed two real bugs in the existing pipeline while doing so, rebuilt the position-sizing mechanism on a sounder independence basis, and ran the resulting pipeline against the same 2025 evaluation window for direct comparison. The code for all components described here is available in the companion file package delivered with this addendum.</w:t>
+      </w:r>
+    </w:p>
+    <w:p>
+      <w:pPr>
+        <w:pStyle w:val="Heading2"/>
+        <w:spacing w:after="160" w:before="280"/>
+      </w:pPr>
+      <w:r>
+        <w:rPr>
+          <w:rFonts w:ascii="Arial" w:cs="Arial" w:eastAsia="Arial" w:hAnsi="Arial"/>
+          <w:b/>
+          <w:bCs/>
+          <w:sz w:val="26"/>
+          <w:szCs w:val="26"/>
+        </w:rPr>
+        <w:t xml:space="preserve">17.1 The Economic Prior</w:t>
+      </w:r>
+    </w:p>
+    <w:p>
+      <w:pPr>
+        <w:spacing w:after="160" w:before="0"/>
+        <w:jc w:val="both"/>
+      </w:pPr>
+      <w:r>
+        <w:rPr>
+          <w:rFonts w:ascii="Arial" w:cs="Arial" w:eastAsia="Arial" w:hAnsi="Arial"/>
+          <w:sz w:val="22"/>
+          <w:szCs w:val="22"/>
+        </w:rPr>
+        <w:t xml:space="preserve">A pre-specified, data-blind admissibility gate was built before running any updated screen: a sub-class taxonomy finer than the six broad asset classes used in the Atlas (splitting “commodities” into precious_metal, energy, agriculture, base_metal, and broad_commodity; splitting “crypto” into crypto_major, crypto_alt, crypto_btc_etf, and crypto_eth_etf), an admissible-channel whitelist of approximately ninety (predictor_subclass, target_subclass) pairs each with a one-line stated economic mechanism, and a duplicate-instrument exclusion (GLD, IAU, and GC=F cannot predict each other, and similarly for other near-identical instrument groups). Verified impact: the pairwise screen fell from 169,357 rows (unrestricted) to 11,106 rows at the weakest confidence tier, a reduction to 6.6% of the original. The joint screen fell from 4,545 to approximately 1,084 configurations. Configurations specifically confirmed absent after the prior include SOL-USD conditioned on dollar-index instruments (no crypto mechanism), CORN conditioned on two near-identical gold ETFs, and the silver-predicting-dogecoin pattern explicitly identified in Section 14.2 of this paper as the episode filter’s central failure case.</w:t>
+      </w:r>
+    </w:p>
+    <w:p>
+      <w:pPr>
+        <w:spacing w:after="160" w:before="0"/>
+        <w:jc w:val="both"/>
+      </w:pPr>
+      <w:r>
+        <w:rPr>
+          <w:rFonts w:ascii="Arial" w:cs="Arial" w:eastAsia="Arial" w:hAnsi="Arial"/>
+          <w:sz w:val="22"/>
+          <w:szCs w:val="22"/>
+        </w:rPr>
+        <w:t xml:space="preserve">A literature review of nineteen borderline channels found two recurring problems: real published support at the wrong horizon (the “Dr. Copper” base-metal-to-equity relationship is documented at six-to-eighteen month macro horizons, not the one-to-three-hundred trading-day resolution this screen tests) and documented failure regimes in the evaluation window itself (the dollar-smile channel broke down specifically in April 2025, the same month the volatility-to-equity channel fired correctly). A four-tier confidence system (weak, caveat, standard, high) was added to the prior, with a MIN_CONFIDENCE environment variable allowing the screen to run at any level; the out-of-sample-validated volatility-to-equity channel was assigned the highest tier. Two channels were removed outright for lacking independent literature support (reverse-leg FX-predicting-rates channels added originally for symmetry). The literature review is documented in full in the companion file literature_review_tier2.md.</w:t>
+      </w:r>
+    </w:p>
+    <w:p>
+      <w:pPr>
+        <w:pStyle w:val="Heading2"/>
+        <w:spacing w:after="160" w:before="280"/>
+      </w:pPr>
+      <w:r>
+        <w:rPr>
+          <w:rFonts w:ascii="Arial" w:cs="Arial" w:eastAsia="Arial" w:hAnsi="Arial"/>
+          <w:b/>
+          <w:bCs/>
+          <w:sz w:val="26"/>
+          <w:szCs w:val="26"/>
+        </w:rPr>
+        <w:t xml:space="preserve">17.2 Two Real Bugs Found and Fixed</w:t>
+      </w:r>
+    </w:p>
+    <w:p>
+      <w:pPr>
+        <w:spacing w:after="160" w:before="0"/>
+        <w:jc w:val="both"/>
+      </w:pPr>
+      <w:r>
+        <w:rPr>
+          <w:rFonts w:ascii="Arial" w:cs="Arial" w:eastAsia="Arial" w:hAnsi="Arial"/>
+          <w:sz w:val="22"/>
+          <w:szCs w:val="22"/>
+        </w:rPr>
+        <w:t xml:space="preserve">Building the economic prior required verifying that the pipeline could reproduce the original paper’s central traced example (Section 10.1: VIXM and VIXY predicting SPY, eleven-for-eleven correct forward returns in April 2025). It could not. Tracing the failure found two bugs in the original joint_cpe_engine.py.</w:t>
+      </w:r>
+    </w:p>
+    <w:p>
+      <w:pPr>
+        <w:spacing w:after="160" w:before="0"/>
+        <w:jc w:val="both"/>
+      </w:pPr>
+      <w:r>
+        <w:rPr>
+          <w:rFonts w:ascii="Arial" w:cs="Arial" w:eastAsia="Arial" w:hAnsi="Arial"/>
+          <w:sz w:val="22"/>
+          <w:szCs w:val="22"/>
+        </w:rPr>
+        <w:t xml:space="preserve">Bug 1 (predictor exclusion): the original joint engine applied a single combined EXCLUDE_TICKERS set to both the predicted target side and the predictor side, incorrectly stripping VIXM, VIXY, VXX, UVXY, and SVXY from the predictor pool entirely. The pairwise engine (cpe_engine_parallel.py) correctly retains these as legitimate predictors — VIXM achieves CPE 0.977 for SPY at the exact horizon the paper traces — but the joint engine’s exclusion meant the greedy search never considered them as candidates, making the Section 10.1 configuration unreproducible from the uploaded code as originally written. Fixed by splitting into EXCLUDE_FROM_Y (leveraged and decaying ETPs remain excluded as bad targets) and EXCLUDE_FROM_X (only managed currencies, matching the pairwise engine’s own convention). Verified: after the fix, Y=SPY, predictors=[VIXM, VIXY], tau_future=63, joint_CPE=0.98, n=147 appears in the joint screen.</w:t>
+      </w:r>
+    </w:p>
+    <w:p>
+      <w:pPr>
+        <w:spacing w:after="160" w:before="0"/>
+        <w:jc w:val="both"/>
+      </w:pPr>
+      <w:r>
+        <w:rPr>
+          <w:rFonts w:ascii="Arial" w:cs="Arial" w:eastAsia="Arial" w:hAnsi="Arial"/>
+          <w:sz w:val="22"/>
+          <w:szCs w:val="22"/>
+        </w:rPr>
+        <w:t xml:space="preserve">Bug 2 (full-history thresholds): the original joint engine computed quantile thresholds and therefore joint CPE itself from the full price history with no training-cutoff restriction, while cpe_engine_parallel.py and backtest_engine.py both correctly restrict threshold estimation to data through 2024-12-31. This was a genuine train/test leak: every joint CPE value the original engine produced had already seen 2025 data in its threshold calculation. Quantified impact: 2.89% of all price rows are post-cutoff, so the leak was real but modest in headline-number terms. Fixed by restricting both the threshold computation and the conditioning date index (common_idx) to the training window.</w:t>
+      </w:r>
+    </w:p>
+    <w:p>
+      <w:pPr>
+        <w:spacing w:after="160" w:before="0"/>
+        <w:jc w:val="both"/>
+      </w:pPr>
+      <w:r>
+        <w:rPr>
+          <w:rFonts w:ascii="Arial" w:cs="Arial" w:eastAsia="Arial" w:hAnsi="Arial"/>
+          <w:sz w:val="22"/>
+          <w:szCs w:val="22"/>
+        </w:rPr>
+        <w:t xml:space="preserve">A third bug was found later in the addendum’s own newly-written episode-conviction code (see Section 17.3 below) and is documented separately there, since it illustrates a process lesson distinct from the pipeline bugs above.</w:t>
+      </w:r>
+    </w:p>
+    <w:p>
+      <w:pPr>
+        <w:pStyle w:val="Heading2"/>
+        <w:spacing w:after="160" w:before="280"/>
+      </w:pPr>
+      <w:r>
+        <w:rPr>
+          <w:rFonts w:ascii="Arial" w:cs="Arial" w:eastAsia="Arial" w:hAnsi="Arial"/>
+          <w:b/>
+          <w:bCs/>
+          <w:sz w:val="26"/>
+          <w:szCs w:val="26"/>
+        </w:rPr>
+        <w:t xml:space="preserve">17.3 Episode-Independence-Aware Position Sizing</w:t>
+      </w:r>
+    </w:p>
+    <w:p>
+      <w:pPr>
+        <w:spacing w:after="160" w:before="0"/>
+        <w:jc w:val="both"/>
+      </w:pPr>
+      <w:r>
+        <w:rPr>
+          <w:rFonts w:ascii="Arial" w:cs="Arial" w:eastAsia="Arial" w:hAnsi="Arial"/>
+          <w:sz w:val="22"/>
+          <w:szCs w:val="22"/>
+        </w:rPr>
+        <w:t xml:space="preserve">The quality-weight formula w(Π) = CPE × lift × ln(n_joint) × h(Π) uses n_joint, a count of overlapping daily conditioning observations. The Atlas’s own Section 3.3 flags this explicitly: a 252-day trailing window stepped one day at a time can turn three or four genuinely distinct historical episodes into a nominal count of one hundred or more. Section 14 of this paper tested a binary episode-count filter and found it performed worse than the cruder trust filter specifically because it could not distinguish a spurious relationship that happens to recur from a genuine one. The approach taken in this addendum goes further: ln(n_joint) is replaced entirely in the quality-weight formula with an episode-conviction term that rewards independent recurrence continuously rather than filtering on it discretely.</w:t>
+      </w:r>
+    </w:p>
+    <w:p>
+      <w:pPr>
+        <w:spacing w:after="160" w:before="0"/>
+        <w:jc w:val="both"/>
+      </w:pPr>
+      <w:r>
+        <w:rPr>
+          <w:rFonts w:ascii="Arial" w:cs="Arial" w:eastAsia="Arial" w:hAnsi="Arial"/>
+          <w:sz w:val="22"/>
+          <w:szCs w:val="22"/>
+        </w:rPr>
+        <w:t xml:space="preserve">The replacement: cluster a configuration’s training-period firing dates into genuinely separated episodes (a new episode begins when the gap since the previous firing date exceeds 1.5 times the configuration’s longest conditioning window, the same convention as Section 14 of this paper). Evaluate the target’s outcome once per episode, at the episode’s last firing date, using the forward tau_f-day return starting from that date. Apply a hard floor of three independent episodes: below that floor, conviction is zero regardless of hit rate (a hard exclusion, not a discount, mirroring the lesson from a separate MIN_TRAIN_OBS fix described below). Above the floor, the conviction term is log(n_episodes) × max(0, 2 × hit_rate − 1): a 50% or worse episode-level hit rate earns zero credit regardless of how many episodes exist, scaling continuously toward log(n_episodes) as the hit rate approaches 100%.</w:t>
+      </w:r>
+    </w:p>
+    <w:p>
+      <w:pPr>
+        <w:spacing w:after="160" w:before="0"/>
+        <w:jc w:val="both"/>
+      </w:pPr>
+      <w:r>
+        <w:rPr>
+          <w:rFonts w:ascii="Arial" w:cs="Arial" w:eastAsia="Arial" w:hAnsi="Arial"/>
+          <w:sz w:val="22"/>
+          <w:szCs w:val="22"/>
+        </w:rPr>
+        <w:t xml:space="preserve">This also required changing the greedy joint search itself: the search previously ranked candidates purely by raw CPE, with no way to distinguish a candidate whose perfect CPE rests on one continuous episode from one whose perfect CPE rests on several independent ones. Candidates are now ranked by (episode_count, CPE) — episode count first, CPE only as a tiebreaker. The practical effect is demonstrated directly: in the SPY-bullish group at tau_future=300, the highest-CPE candidates under the old ranking included VIXY, VXX, and VIXM (each with CPE=1.0000 but one or two genuine episodes); the new ranking selects JNK at tau_past=5 (CPE=0.867 but 46 genuinely independent episodes) as the seed predictor instead.</w:t>
+      </w:r>
+    </w:p>
+    <w:p>
+      <w:pPr>
+        <w:spacing w:after="160" w:before="0"/>
+        <w:jc w:val="both"/>
+      </w:pPr>
+      <w:r>
+        <w:rPr>
+          <w:rFonts w:ascii="Arial" w:cs="Arial" w:eastAsia="Arial" w:hAnsi="Arial"/>
+          <w:sz w:val="22"/>
+          <w:szCs w:val="22"/>
+        </w:rPr>
+        <w:t xml:space="preserve">A third bug was found during this work and is notable enough to document as a process observation: the first implementation of the episode-outcome evaluation looked up increments[tau_f][y] at each episode’s anchor date, which retrieves the target’s trailing tau_f-day return ending at that date — the wrong direction in time. The CPE framework is testing what happens next, not what already happened. This error was found only because two independent implementations of the same quantity (the backtest engine’s own recomputation, and the joint engine’s built-in episode diagnostic) disagreed: 33% versus 100% hit rate for the identical VIXM+VIXY-predicting-SPY configuration. The fix — using the forward-shifted series increments[tau_f][y].shift(-tau_f) for outcome lookup — immediately reconciled both implementations to 1.7918 and 1.792 respectively, a match to four decimal places. The lesson generalised: any time two independent implementations of the same quantity disagree, the disagreement is more likely to indicate a real bug than to reflect which one is “more conservative.”</w:t>
+      </w:r>
+    </w:p>
+    <w:p>
+      <w:pPr>
+        <w:pStyle w:val="Heading2"/>
+        <w:spacing w:after="160" w:before="280"/>
+      </w:pPr>
+      <w:r>
+        <w:rPr>
+          <w:rFonts w:ascii="Arial" w:cs="Arial" w:eastAsia="Arial" w:hAnsi="Arial"/>
+          <w:b/>
+          <w:bCs/>
+          <w:sz w:val="26"/>
+          <w:szCs w:val="26"/>
+        </w:rPr>
+        <w:t xml:space="preserve">17.4 A Hard History-Length Floor</w:t>
+      </w:r>
+    </w:p>
+    <w:p>
+      <w:pPr>
+        <w:spacing w:after="160" w:before="0"/>
+        <w:jc w:val="both"/>
+      </w:pPr>
+      <w:r>
+        <w:rPr>
+          <w:rFonts w:ascii="Arial" w:cs="Arial" w:eastAsia="Arial" w:hAnsi="Arial"/>
+          <w:sz w:val="22"/>
+          <w:szCs w:val="22"/>
+        </w:rPr>
+        <w:t xml:space="preserve">Section 7.1 of this paper ruled out short predictor history as a contributing factor because IBIT, FBTC, and BITB (245 training observations each) did not survive the CPE and lift filters at all. That ruling-out was correct, but it depended on those tickers failing a post-hoc check rather than being excluded at the start of the pipeline. In the updated pipeline, a hard MIN_TRAIN_OBS floor (default 500 training-period observations) is applied to the predictor pool before the pairwise screen runs, as an explicit gate rather than an implicit consequence of other filters. For the 161-instrument universe, this excludes exactly IBIT, FBTC, and BITB, with a 5.6x gap to the next-shortest ticker (JO, at 1,387 observations); any threshold between 250 and 1,380 produces the identical exclusion set, so the default of 500 is not a sensitive tuning choice. The mechanism corrects the original paper’s own h(Π) history-weight ramp, which discounted short-history predictors’ contribution to sizing but did not prevent them from firing on every day their threshold was crossed — verified directly in this addendum’s investigation: BTC-USD and ETH-USD bearish signals, previously driven entirely by IBIT/FBTC configurations, dropped to zero surviving joint configurations once the floor was applied.</w:t>
+      </w:r>
+    </w:p>
+    <w:p>
+      <w:pPr>
+        <w:pStyle w:val="Heading2"/>
+        <w:spacing w:after="160" w:before="280"/>
+      </w:pPr>
+      <w:r>
+        <w:rPr>
+          <w:rFonts w:ascii="Arial" w:cs="Arial" w:eastAsia="Arial" w:hAnsi="Arial"/>
+          <w:b/>
+          <w:bCs/>
+          <w:sz w:val="26"/>
+          <w:szCs w:val="26"/>
+        </w:rPr>
+        <w:t xml:space="preserve">17.5 Updated 2025 Results</w:t>
+      </w:r>
+    </w:p>
+    <w:p>
+      <w:pPr>
+        <w:spacing w:after="160" w:before="0"/>
+        <w:jc w:val="both"/>
+      </w:pPr>
+      <w:r>
+        <w:rPr>
+          <w:rFonts w:ascii="Arial" w:cs="Arial" w:eastAsia="Arial" w:hAnsi="Arial"/>
+          <w:sz w:val="22"/>
+          <w:szCs w:val="22"/>
+        </w:rPr>
+        <w:t xml:space="preserve">The full pipeline — economic prior at standard confidence, MIN_TRAIN_OBS=500, episode-aware greedy ranking, episode-conviction sizing, and all three bugfixes — was run on the same 161-instrument universe, same five sleeves, same 2025 evaluation window. The joint screen produced 650 surviving configurations (versus the original paper’s 1,655). Of these, 222 (34.2%) had nonzero episode conviction; 428 (65.8%) were correctly zeroed out by the three-episode floor. The updated results are reported in Table 12 alongside the original paper’s main results for direct comparison.</w:t>
+      </w:r>
+    </w:p>
+    <w:p>
+      <w:pPr>
+        <w:spacing w:after="200" w:before="160"/>
+        <w:jc w:val="both"/>
+      </w:pPr>
+      <w:r>
+        <w:rPr>
+          <w:rFonts w:ascii="Arial" w:cs="Arial" w:eastAsia="Arial" w:hAnsi="Arial"/>
+          <w:b/>
+          <w:sz w:val="20"/>
+          <w:szCs w:val="20"/>
+        </w:rPr>
+        <w:t xml:space="preserve">Table 12. 2025 out-of-sample performance across pipeline specifications. All runs use the identical five-sleeve tradeable universe, training cutoff, and evaluation window. “No-tilt benchmark” and “SPY buy-and-hold” are held constant across all runs at 16.88%/Sharpe 1.033 and 18.01%/Sharpe 0.955 respectively.</w:t>
+      </w:r>
+    </w:p>
+    <w:p>
+      <w:pPr>
+        <w:spacing w:after="160" w:before="0"/>
+        <w:jc w:val="both"/>
+      </w:pPr>
+      <w:r>
+        <w:rPr>
+          <w:rFonts w:ascii="Arial" w:cs="Arial" w:eastAsia="Arial" w:hAnsi="Arial"/>
+          <w:sz w:val="22"/>
+          <w:szCs w:val="22"/>
+        </w:rPr>
+        <w:t xml:space="preserve">Original paper, unrestricted screen: static tilt 19.54%/Sharpe 1.222, hold-to-horizon 37.39%/Sharpe 2.681, randomisation test pct_exceeding 34.3%.</w:t>
+      </w:r>
+    </w:p>
+    <w:p>
+      <w:pPr>
+        <w:spacing w:after="160" w:before="0"/>
+        <w:jc w:val="both"/>
+      </w:pPr>
+      <w:r>
+        <w:rPr>
+          <w:rFonts w:ascii="Arial" w:cs="Arial" w:eastAsia="Arial" w:hAnsi="Arial"/>
+          <w:sz w:val="22"/>
+          <w:szCs w:val="22"/>
+        </w:rPr>
+        <w:t xml:space="preserve">Prior-gated (standard confidence) + MIN_TRAIN_OBS=500, original ln(n_joint) sizing: static tilt 17.09%/Sharpe 1.035, randomisation test pct_exceeding 52.0% (coin flip). The entire apparent crypto sleeve performance in earlier prior-gated runs was attributable to IBIT/FBTC-driven configurations firing on 142 of 250 evaluation days; removing those tickers via the hard floor collapsed crypto contribution to zero.</w:t>
+      </w:r>
+    </w:p>
+    <w:p>
+      <w:pPr>
+        <w:spacing w:after="160" w:before="0"/>
+        <w:jc w:val="both"/>
+      </w:pPr>
+      <w:r>
+        <w:rPr>
+          <w:rFonts w:ascii="Arial" w:cs="Arial" w:eastAsia="Arial" w:hAnsi="Arial"/>
+          <w:sz w:val="22"/>
+          <w:szCs w:val="22"/>
+        </w:rPr>
+        <w:t xml:space="preserve">Full updated pipeline (prior, MIN_TRAIN_OBS, episode-conviction sizing, all bugfixes): static tilt 17.29%/Sharpe 1.047, hold-to-horizon 18.49%/Sharpe 1.132, randomisation test (static tilt) pct_exceeding 34.2%. Non-neutral trading days: Equities 15, Gold 0, Bonds 0, Crypto 0, FX 0. Hold-to-horizon opened 11 distinct signal-holds, all in the Equities sleeve, all driven by the VIXM+VIXY-predicting-SPY configuration (6 independent training-period episodes, 100% episode hit rate, conviction 1.792 — the strongest episode-validated signal in the screen).</w:t>
+      </w:r>
+    </w:p>
+    <w:p>
+      <w:pPr>
+        <w:spacing w:after="160" w:before="0"/>
+        <w:jc w:val="both"/>
+      </w:pPr>
+      <w:r>
+        <w:rPr>
+          <w:rFonts w:ascii="Arial" w:cs="Arial" w:eastAsia="Arial" w:hAnsi="Arial"/>
+          <w:sz w:val="22"/>
+          <w:szCs w:val="22"/>
+        </w:rPr>
+        <w:t xml:space="preserve">The randomisation test result (34.2%) does not meet the five-to-ten percent threshold used throughout this paper series. The pipeline is now methodologically sound and internally consistent — confirmed by independent agreement between two implementations to four decimal places — which is a precondition for a meaningful test, not a positive result in itself. What has changed qualitatively is that the strategy now trades on a real, episode-validated signal rather than on short-history ETF artifacts or nothing at all. The richest episode-validated signals in the full 136-target screen (JNK and HYG at tau_past=5 predicting LQD, XLY, XLI, and XLP, with 45-88 independent episodes and 80-87% hit rates) do not target any of the five tradeable sleeve proxies; whether extending the tradeable universe to include credit and sector ETF sleeves would allow the strategy to act on those signals is one of three open scopes identified for future work.</w:t>
+      </w:r>
+    </w:p>
+    <w:p>
+      <w:pPr>
+        <w:pStyle w:val="Heading2"/>
+        <w:spacing w:after="160" w:before="280"/>
+      </w:pPr>
+      <w:r>
+        <w:rPr>
+          <w:rFonts w:ascii="Arial" w:cs="Arial" w:eastAsia="Arial" w:hAnsi="Arial"/>
+          <w:b/>
+          <w:bCs/>
+          <w:sz w:val="26"/>
+          <w:szCs w:val="26"/>
+        </w:rPr>
+        <w:t xml:space="preserve">17.6 Open Scopes</w:t>
+      </w:r>
+    </w:p>
+    <w:p>
+      <w:pPr>
+        <w:spacing w:after="160" w:before="0"/>
+        <w:jc w:val="both"/>
+      </w:pPr>
+      <w:r>
+        <w:rPr>
+          <w:rFonts w:ascii="Arial" w:cs="Arial" w:eastAsia="Arial" w:hAnsi="Arial"/>
+          <w:sz w:val="22"/>
+          <w:szCs w:val="22"/>
+        </w:rPr>
+        <w:t xml:space="preserve">Three scopes are identified for continuation, in the order discussed rather than priority order; priority should be decided at the start of the next session.</w:t>
+      </w:r>
+    </w:p>
+    <w:p>
+      <w:pPr>
+        <w:spacing w:after="160" w:before="0"/>
+        <w:jc w:val="both"/>
+      </w:pPr>
+      <w:r>
+        <w:rPr>
+          <w:rFonts w:ascii="Arial" w:cs="Arial" w:eastAsia="Arial" w:hAnsi="Arial"/>
+          <w:b/>
+          <w:sz w:val="22"/>
+          <w:szCs w:val="22"/>
+        </w:rPr>
+        <w:t xml:space="preserve">Scope A: Randomisation test for hold-to-horizon.</w:t>
+      </w:r>
+      <w:r>
+        <w:rPr>
+          <w:rFonts w:ascii="Arial" w:cs="Arial" w:eastAsia="Arial" w:hAnsi="Arial"/>
+          <w:sz w:val="22"/>
+          <w:szCs w:val="22"/>
+        </w:rPr>
+        <w:t xml:space="preserve"> The static-tilt randomisation test has been run (34.2% exceeding). The hold-to-horizon result (18.49%/Sharpe 1.132) has not been subjected to the same test in this corrected pipeline; with 11 signal-holds all in one sleeve the test may have limited power, but that itself is an informative finding worth reporting. The implementation requires shuffling each sleeve’s hold-weight time series rather than the discrete daily tilt-delta series, preserving hold duration and conviction magnitude while randomising entry timing. run_backtest.py does not yet implement this; it needs to be added.</w:t>
+      </w:r>
+    </w:p>
+    <w:p>
+      <w:pPr>
+        <w:spacing w:after="160" w:before="0"/>
+        <w:jc w:val="both"/>
+      </w:pPr>
+      <w:r>
+        <w:rPr>
+          <w:rFonts w:ascii="Arial" w:cs="Arial" w:eastAsia="Arial" w:hAnsi="Arial"/>
+          <w:b/>
+          <w:sz w:val="22"/>
+          <w:szCs w:val="22"/>
+        </w:rPr>
+        <w:t xml:space="preserve">Scope B: Expand the tradeable universe.</w:t>
+      </w:r>
+      <w:r>
+        <w:rPr>
+          <w:rFonts w:ascii="Arial" w:cs="Arial" w:eastAsia="Arial" w:hAnsi="Arial"/>
+          <w:sz w:val="22"/>
+          <w:szCs w:val="22"/>
+        </w:rPr>
+        <w:t xml:space="preserve"> The episode-conviction screen’s strongest signals (JNK/HYG at tau_past=5, 46-88 episodes, 80-87% hit rates) target credit and sector ETFs that are not current sleeves. Two sub-options: add specific new sleeves (LQD as a Credit sleeve is the most motivated), or re-run the broad cross-sectional structure from Section 11 with the episode-conviction pipeline, which had never been tested with these fixes applied (Section 11’s negative result predates both the economic prior and the episode-conviction sizing; whether it persists under the corrected pipeline is unknown).</w:t>
+      </w:r>
+    </w:p>
+    <w:p>
+      <w:pPr>
+        <w:spacing w:after="160" w:before="0"/>
+        <w:jc w:val="both"/>
+      </w:pPr>
+      <w:r>
+        <w:rPr>
+          <w:rFonts w:ascii="Arial" w:cs="Arial" w:eastAsia="Arial" w:hAnsi="Arial"/>
+          <w:b/>
+          <w:sz w:val="22"/>
+          <w:szCs w:val="22"/>
+        </w:rPr>
+        <w:t xml:space="preserve">Scope C: Refine the episode-counting methodology.</w:t>
+      </w:r>
+      <w:r>
+        <w:rPr>
+          <w:rFonts w:ascii="Arial" w:cs="Arial" w:eastAsia="Arial" w:hAnsi="Arial"/>
+          <w:sz w:val="22"/>
+          <w:szCs w:val="22"/>
+        </w:rPr>
+        <w:t xml:space="preserve"> The three-episode hard floor and 1.5x gap multiplier were carried from Section 14 of this paper without stress-testing. Specific open questions: sensitivity of conviction ranking to the floor (2 vs 3 vs 4) and the gap multiplier (1.0 vs 1.5 vs 2.0); whether using the episode’s first firing date rather than the last as the outcome anchor changes hit rates materially for long episodes such as the 82-day COVID episode; whether the agreement formula max(0, 2 × hit_rate − 1) should be replaced with a proper one-sided binomial test against p=0.5; and whether log(n_episodes) and h(Π) double-count the same “how much do we trust this” question since long history and many episodes are correlated but not identical.</w:t>
+      </w:r>
+    </w:p>
+    <w:p>
+      <w:pPr>
+        <w:spacing w:after="160" w:before="0"/>
+        <w:jc w:val="both"/>
+      </w:pPr>
+      <w:r>
+        <w:rPr>
+          <w:rFonts w:ascii="Arial" w:cs="Arial" w:eastAsia="Arial" w:hAnsi="Arial"/>
+          <w:sz w:val="22"/>
+          <w:szCs w:val="22"/>
+        </w:rPr>
+        <w:t xml:space="preserve">A fourth, implicit scope shared across all three: 2025 has now been used as the evaluation window throughout all three papers in this series and throughout this addendum. Any further tuning against the same year risks the same conflation of identification and evaluation this series has consistently flagged in others’ work. The next genuinely informative test requires a year that has never been touched — 2026 as it accumulates, or a historical year such as 2018 or 2019 never used in this series — with the pipeline frozen as-is before evaluation begins.</w:t>
       </w:r>
     </w:p>
     <w:sectPr>
